--- a/DXV-FRE-008_Storage-Behaviour-Keep-Markers-and-Zip-Flag-Naming.docx
+++ b/DXV-FRE-008_Storage-Behaviour-Keep-Markers-and-Zip-Flag-Naming.docx
@@ -85,7 +85,6 @@
     </w:p>
     <w:tbl>
       <w:tblPr>
-        <w:tblW w:type="auto" w:w="0"/>
         <w:jc w:val="center"/>
         <w:tblLook w:firstColumn="1" w:firstRow="1" w:lastColumn="0" w:lastRow="0" w:noHBand="0" w:noVBand="1" w:val="04A0"/>
         <w:tblLayout w:type="fixed"/>
@@ -97,17 +96,18 @@
           <w:insideH w:val="single" w:sz="8" w:space="0" w:color="FFFFFF"/>
           <w:insideV w:val="single" w:sz="8" w:space="0" w:color="FFFFFF"/>
         </w:tblBorders>
+        <w:tblW w:w="10296" w:type="dxa"/>
       </w:tblPr>
       <w:tblGrid>
-        <w:gridCol w:w="2592"/>
-        <w:gridCol w:w="2592"/>
-        <w:gridCol w:w="2592"/>
-        <w:gridCol w:w="2592"/>
+        <w:gridCol w:w="1944"/>
+        <w:gridCol w:w="4320"/>
+        <w:gridCol w:w="1944"/>
+        <w:gridCol w:w="2088"/>
       </w:tblGrid>
       <w:tr>
         <w:tc>
           <w:tcPr>
-            <w:tcW w:type="dxa" w:w="1944"/>
+            <w:tcW w:w="1944" w:type="dxa"/>
             <w:tcMar>
               <w:top w:w="60" w:type="dxa"/>
               <w:bottom w:w="60" w:type="dxa"/>
@@ -135,7 +135,7 @@
         </w:tc>
         <w:tc>
           <w:tcPr>
-            <w:tcW w:type="dxa" w:w="4320"/>
+            <w:tcW w:w="4320" w:type="dxa"/>
             <w:tcMar>
               <w:top w:w="60" w:type="dxa"/>
               <w:bottom w:w="60" w:type="dxa"/>
@@ -162,7 +162,7 @@
         </w:tc>
         <w:tc>
           <w:tcPr>
-            <w:tcW w:type="dxa" w:w="1944"/>
+            <w:tcW w:w="1944" w:type="dxa"/>
             <w:tcMar>
               <w:top w:w="60" w:type="dxa"/>
               <w:bottom w:w="60" w:type="dxa"/>
@@ -190,7 +190,7 @@
         </w:tc>
         <w:tc>
           <w:tcPr>
-            <w:tcW w:type="dxa" w:w="2088"/>
+            <w:tcW w:w="2088" w:type="dxa"/>
             <w:tcMar>
               <w:top w:w="60" w:type="dxa"/>
               <w:bottom w:w="60" w:type="dxa"/>
@@ -221,7 +221,7 @@
       <w:tr>
         <w:tc>
           <w:tcPr>
-            <w:tcW w:type="dxa" w:w="1944"/>
+            <w:tcW w:w="1944" w:type="dxa"/>
             <w:tcMar>
               <w:top w:w="60" w:type="dxa"/>
               <w:bottom w:w="60" w:type="dxa"/>
@@ -249,7 +249,7 @@
         </w:tc>
         <w:tc>
           <w:tcPr>
-            <w:tcW w:type="dxa" w:w="4320"/>
+            <w:tcW w:w="4320" w:type="dxa"/>
             <w:tcMar>
               <w:top w:w="60" w:type="dxa"/>
               <w:bottom w:w="60" w:type="dxa"/>
@@ -276,7 +276,7 @@
         </w:tc>
         <w:tc>
           <w:tcPr>
-            <w:tcW w:type="dxa" w:w="1944"/>
+            <w:tcW w:w="1944" w:type="dxa"/>
             <w:tcMar>
               <w:top w:w="60" w:type="dxa"/>
               <w:bottom w:w="60" w:type="dxa"/>
@@ -304,7 +304,7 @@
         </w:tc>
         <w:tc>
           <w:tcPr>
-            <w:tcW w:type="dxa" w:w="2088"/>
+            <w:tcW w:w="2088" w:type="dxa"/>
             <w:tcMar>
               <w:top w:w="60" w:type="dxa"/>
               <w:bottom w:w="60" w:type="dxa"/>
@@ -333,7 +333,7 @@
       <w:tr>
         <w:tc>
           <w:tcPr>
-            <w:tcW w:type="dxa" w:w="1944"/>
+            <w:tcW w:w="1944" w:type="dxa"/>
             <w:tcMar>
               <w:top w:w="60" w:type="dxa"/>
               <w:bottom w:w="60" w:type="dxa"/>
@@ -361,7 +361,7 @@
         </w:tc>
         <w:tc>
           <w:tcPr>
-            <w:tcW w:type="dxa" w:w="4320"/>
+            <w:tcW w:w="4320" w:type="dxa"/>
             <w:tcMar>
               <w:top w:w="60" w:type="dxa"/>
               <w:bottom w:w="60" w:type="dxa"/>
@@ -388,7 +388,7 @@
         </w:tc>
         <w:tc>
           <w:tcPr>
-            <w:tcW w:type="dxa" w:w="1944"/>
+            <w:tcW w:w="1944" w:type="dxa"/>
             <w:tcMar>
               <w:top w:w="60" w:type="dxa"/>
               <w:bottom w:w="60" w:type="dxa"/>
@@ -416,7 +416,7 @@
         </w:tc>
         <w:tc>
           <w:tcPr>
-            <w:tcW w:type="dxa" w:w="2088"/>
+            <w:tcW w:w="2088" w:type="dxa"/>
             <w:tcMar>
               <w:top w:w="60" w:type="dxa"/>
               <w:bottom w:w="60" w:type="dxa"/>
@@ -445,7 +445,7 @@
       <w:tr>
         <w:tc>
           <w:tcPr>
-            <w:tcW w:type="dxa" w:w="1944"/>
+            <w:tcW w:w="1944" w:type="dxa"/>
             <w:tcMar>
               <w:top w:w="60" w:type="dxa"/>
               <w:bottom w:w="60" w:type="dxa"/>
@@ -473,7 +473,7 @@
         </w:tc>
         <w:tc>
           <w:tcPr>
-            <w:tcW w:type="dxa" w:w="4320"/>
+            <w:tcW w:w="4320" w:type="dxa"/>
             <w:tcMar>
               <w:top w:w="60" w:type="dxa"/>
               <w:bottom w:w="60" w:type="dxa"/>
@@ -500,7 +500,7 @@
         </w:tc>
         <w:tc>
           <w:tcPr>
-            <w:tcW w:type="dxa" w:w="1944"/>
+            <w:tcW w:w="1944" w:type="dxa"/>
             <w:tcMar>
               <w:top w:w="60" w:type="dxa"/>
               <w:bottom w:w="60" w:type="dxa"/>
@@ -528,7 +528,7 @@
         </w:tc>
         <w:tc>
           <w:tcPr>
-            <w:tcW w:type="dxa" w:w="2088"/>
+            <w:tcW w:w="2088" w:type="dxa"/>
             <w:tcMar>
               <w:top w:w="60" w:type="dxa"/>
               <w:bottom w:w="60" w:type="dxa"/>
@@ -579,7 +579,6 @@
     </w:p>
     <w:tbl>
       <w:tblPr>
-        <w:tblW w:type="auto" w:w="0"/>
         <w:jc w:val="center"/>
         <w:tblLook w:firstColumn="1" w:firstRow="1" w:lastColumn="0" w:lastRow="0" w:noHBand="0" w:noVBand="1" w:val="04A0"/>
         <w:tblBorders>
@@ -591,14 +590,15 @@
           <w:insideV w:val="none" w:sz="0" w:space="0" w:color="auto"/>
         </w:tblBorders>
         <w:tblLayout w:type="fixed"/>
+        <w:tblW w:w="10296" w:type="dxa"/>
       </w:tblPr>
       <w:tblGrid>
-        <w:gridCol w:w="10368"/>
+        <w:gridCol w:w="10296"/>
       </w:tblGrid>
       <w:tr>
         <w:tc>
           <w:tcPr>
-            <w:tcW w:type="dxa" w:w="10296"/>
+            <w:tcW w:w="10296" w:type="dxa"/>
             <w:shd w:val="clear" w:color="auto" w:fill="EAF1FB"/>
             <w:tcBorders>
               <w:left w:val="single" w:sz="24" w:space="0" w:color="2E6FD6"/>
@@ -728,7 +728,6 @@
     </w:p>
     <w:tbl>
       <w:tblPr>
-        <w:tblW w:type="auto" w:w="0"/>
         <w:jc w:val="center"/>
         <w:tblLook w:firstColumn="1" w:firstRow="1" w:lastColumn="0" w:lastRow="0" w:noHBand="0" w:noVBand="1" w:val="04A0"/>
         <w:tblLayout w:type="fixed"/>
@@ -740,15 +739,16 @@
           <w:insideH w:val="single" w:sz="4" w:space="0" w:color="C9D0E0"/>
           <w:insideV w:val="single" w:sz="4" w:space="0" w:color="C9D0E0"/>
         </w:tblBorders>
+        <w:tblW w:w="10296" w:type="dxa"/>
       </w:tblPr>
       <w:tblGrid>
-        <w:gridCol w:w="5184"/>
-        <w:gridCol w:w="5184"/>
+        <w:gridCol w:w="3312"/>
+        <w:gridCol w:w="6984"/>
       </w:tblGrid>
       <w:tr>
         <w:tc>
           <w:tcPr>
-            <w:tcW w:type="dxa" w:w="3312"/>
+            <w:tcW w:w="3312" w:type="dxa"/>
             <w:shd w:val="clear" w:color="auto" w:fill="E8ECF6"/>
             <w:tcMar>
               <w:top w:w="50" w:type="dxa"/>
@@ -776,7 +776,7 @@
         </w:tc>
         <w:tc>
           <w:tcPr>
-            <w:tcW w:type="dxa" w:w="6984"/>
+            <w:tcW w:w="6984" w:type="dxa"/>
             <w:shd w:val="clear" w:color="auto" w:fill="FFFFFF"/>
             <w:tcMar>
               <w:top w:w="50" w:type="dxa"/>
@@ -805,7 +805,7 @@
       <w:tr>
         <w:tc>
           <w:tcPr>
-            <w:tcW w:type="dxa" w:w="3312"/>
+            <w:tcW w:w="3312" w:type="dxa"/>
             <w:shd w:val="clear" w:color="auto" w:fill="F2F5FB"/>
             <w:tcMar>
               <w:top w:w="50" w:type="dxa"/>
@@ -833,7 +833,7 @@
         </w:tc>
         <w:tc>
           <w:tcPr>
-            <w:tcW w:type="dxa" w:w="6984"/>
+            <w:tcW w:w="6984" w:type="dxa"/>
             <w:shd w:val="clear" w:color="auto" w:fill="FAFBFE"/>
             <w:tcMar>
               <w:top w:w="50" w:type="dxa"/>
@@ -862,7 +862,7 @@
       <w:tr>
         <w:tc>
           <w:tcPr>
-            <w:tcW w:type="dxa" w:w="3312"/>
+            <w:tcW w:w="3312" w:type="dxa"/>
             <w:shd w:val="clear" w:color="auto" w:fill="E8ECF6"/>
             <w:tcMar>
               <w:top w:w="50" w:type="dxa"/>
@@ -890,7 +890,7 @@
         </w:tc>
         <w:tc>
           <w:tcPr>
-            <w:tcW w:type="dxa" w:w="6984"/>
+            <w:tcW w:w="6984" w:type="dxa"/>
             <w:shd w:val="clear" w:color="auto" w:fill="FFFFFF"/>
             <w:tcMar>
               <w:top w:w="50" w:type="dxa"/>
@@ -919,7 +919,7 @@
       <w:tr>
         <w:tc>
           <w:tcPr>
-            <w:tcW w:type="dxa" w:w="3312"/>
+            <w:tcW w:w="3312" w:type="dxa"/>
             <w:shd w:val="clear" w:color="auto" w:fill="F2F5FB"/>
             <w:tcMar>
               <w:top w:w="50" w:type="dxa"/>
@@ -947,7 +947,7 @@
         </w:tc>
         <w:tc>
           <w:tcPr>
-            <w:tcW w:type="dxa" w:w="6984"/>
+            <w:tcW w:w="6984" w:type="dxa"/>
             <w:shd w:val="clear" w:color="auto" w:fill="FAFBFE"/>
             <w:tcMar>
               <w:top w:w="50" w:type="dxa"/>
@@ -976,7 +976,7 @@
       <w:tr>
         <w:tc>
           <w:tcPr>
-            <w:tcW w:type="dxa" w:w="3312"/>
+            <w:tcW w:w="3312" w:type="dxa"/>
             <w:shd w:val="clear" w:color="auto" w:fill="E8ECF6"/>
             <w:tcMar>
               <w:top w:w="50" w:type="dxa"/>
@@ -1004,7 +1004,7 @@
         </w:tc>
         <w:tc>
           <w:tcPr>
-            <w:tcW w:type="dxa" w:w="6984"/>
+            <w:tcW w:w="6984" w:type="dxa"/>
             <w:shd w:val="clear" w:color="auto" w:fill="FFFFFF"/>
             <w:tcMar>
               <w:top w:w="50" w:type="dxa"/>
@@ -1055,7 +1055,6 @@
     </w:p>
     <w:tbl>
       <w:tblPr>
-        <w:tblW w:type="auto" w:w="0"/>
         <w:jc w:val="center"/>
         <w:tblLook w:firstColumn="1" w:firstRow="1" w:lastColumn="0" w:lastRow="0" w:noHBand="0" w:noVBand="1" w:val="04A0"/>
         <w:tblBorders>
@@ -1067,14 +1066,15 @@
           <w:insideV w:val="none" w:sz="0" w:space="0" w:color="auto"/>
         </w:tblBorders>
         <w:tblLayout w:type="fixed"/>
+        <w:tblW w:w="10296" w:type="dxa"/>
       </w:tblPr>
       <w:tblGrid>
-        <w:gridCol w:w="10368"/>
+        <w:gridCol w:w="10296"/>
       </w:tblGrid>
       <w:tr>
         <w:tc>
           <w:tcPr>
-            <w:tcW w:type="dxa" w:w="10296"/>
+            <w:tcW w:w="10296" w:type="dxa"/>
             <w:shd w:val="clear" w:color="auto" w:fill="ECF7EE"/>
             <w:tcBorders>
               <w:left w:val="single" w:sz="24" w:space="0" w:color="2E9E4F"/>
@@ -1254,7 +1254,6 @@
     </w:p>
     <w:tbl>
       <w:tblPr>
-        <w:tblW w:type="auto" w:w="0"/>
         <w:jc w:val="center"/>
         <w:tblLook w:firstColumn="1" w:firstRow="1" w:lastColumn="0" w:lastRow="0" w:noHBand="0" w:noVBand="1" w:val="04A0"/>
         <w:tblLayout w:type="fixed"/>
@@ -1266,15 +1265,16 @@
           <w:insideH w:val="single" w:sz="4" w:space="0" w:color="C9D0E0"/>
           <w:insideV w:val="single" w:sz="4" w:space="0" w:color="C9D0E0"/>
         </w:tblBorders>
+        <w:tblW w:w="10296" w:type="dxa"/>
       </w:tblPr>
       <w:tblGrid>
-        <w:gridCol w:w="5184"/>
-        <w:gridCol w:w="5184"/>
+        <w:gridCol w:w="3312"/>
+        <w:gridCol w:w="6984"/>
       </w:tblGrid>
       <w:tr>
         <w:tc>
           <w:tcPr>
-            <w:tcW w:type="dxa" w:w="3312"/>
+            <w:tcW w:w="3312" w:type="dxa"/>
             <w:shd w:val="clear" w:color="auto" w:fill="E8ECF6"/>
             <w:tcMar>
               <w:top w:w="50" w:type="dxa"/>
@@ -1302,7 +1302,7 @@
         </w:tc>
         <w:tc>
           <w:tcPr>
-            <w:tcW w:type="dxa" w:w="6984"/>
+            <w:tcW w:w="6984" w:type="dxa"/>
             <w:shd w:val="clear" w:color="auto" w:fill="FFFFFF"/>
             <w:tcMar>
               <w:top w:w="50" w:type="dxa"/>
@@ -1330,7 +1330,7 @@
       <w:tr>
         <w:tc>
           <w:tcPr>
-            <w:tcW w:type="dxa" w:w="3312"/>
+            <w:tcW w:w="3312" w:type="dxa"/>
             <w:shd w:val="clear" w:color="auto" w:fill="F2F5FB"/>
             <w:tcMar>
               <w:top w:w="50" w:type="dxa"/>
@@ -1358,7 +1358,7 @@
         </w:tc>
         <w:tc>
           <w:tcPr>
-            <w:tcW w:type="dxa" w:w="6984"/>
+            <w:tcW w:w="6984" w:type="dxa"/>
             <w:shd w:val="clear" w:color="auto" w:fill="FAFBFE"/>
             <w:tcMar>
               <w:top w:w="50" w:type="dxa"/>
@@ -1387,7 +1387,7 @@
       <w:tr>
         <w:tc>
           <w:tcPr>
-            <w:tcW w:type="dxa" w:w="3312"/>
+            <w:tcW w:w="3312" w:type="dxa"/>
             <w:shd w:val="clear" w:color="auto" w:fill="E8ECF6"/>
             <w:tcMar>
               <w:top w:w="50" w:type="dxa"/>
@@ -1415,7 +1415,7 @@
         </w:tc>
         <w:tc>
           <w:tcPr>
-            <w:tcW w:type="dxa" w:w="6984"/>
+            <w:tcW w:w="6984" w:type="dxa"/>
             <w:shd w:val="clear" w:color="auto" w:fill="FFFFFF"/>
             <w:tcMar>
               <w:top w:w="50" w:type="dxa"/>
@@ -1444,7 +1444,7 @@
       <w:tr>
         <w:tc>
           <w:tcPr>
-            <w:tcW w:type="dxa" w:w="3312"/>
+            <w:tcW w:w="3312" w:type="dxa"/>
             <w:shd w:val="clear" w:color="auto" w:fill="F2F5FB"/>
             <w:tcMar>
               <w:top w:w="50" w:type="dxa"/>
@@ -1472,7 +1472,7 @@
         </w:tc>
         <w:tc>
           <w:tcPr>
-            <w:tcW w:type="dxa" w:w="6984"/>
+            <w:tcW w:w="6984" w:type="dxa"/>
             <w:shd w:val="clear" w:color="auto" w:fill="FAFBFE"/>
             <w:tcMar>
               <w:top w:w="50" w:type="dxa"/>
@@ -1501,7 +1501,7 @@
       <w:tr>
         <w:tc>
           <w:tcPr>
-            <w:tcW w:type="dxa" w:w="3312"/>
+            <w:tcW w:w="3312" w:type="dxa"/>
             <w:shd w:val="clear" w:color="auto" w:fill="E8ECF6"/>
             <w:tcMar>
               <w:top w:w="50" w:type="dxa"/>
@@ -1529,7 +1529,7 @@
         </w:tc>
         <w:tc>
           <w:tcPr>
-            <w:tcW w:type="dxa" w:w="6984"/>
+            <w:tcW w:w="6984" w:type="dxa"/>
             <w:shd w:val="clear" w:color="auto" w:fill="FFFFFF"/>
             <w:tcMar>
               <w:top w:w="50" w:type="dxa"/>
@@ -1558,7 +1558,7 @@
       <w:tr>
         <w:tc>
           <w:tcPr>
-            <w:tcW w:type="dxa" w:w="3312"/>
+            <w:tcW w:w="3312" w:type="dxa"/>
             <w:shd w:val="clear" w:color="auto" w:fill="F2F5FB"/>
             <w:tcMar>
               <w:top w:w="50" w:type="dxa"/>
@@ -1586,7 +1586,7 @@
         </w:tc>
         <w:tc>
           <w:tcPr>
-            <w:tcW w:type="dxa" w:w="6984"/>
+            <w:tcW w:w="6984" w:type="dxa"/>
             <w:shd w:val="clear" w:color="auto" w:fill="FAFBFE"/>
             <w:tcMar>
               <w:top w:w="50" w:type="dxa"/>
@@ -1637,7 +1637,6 @@
     </w:p>
     <w:tbl>
       <w:tblPr>
-        <w:tblW w:type="auto" w:w="0"/>
         <w:jc w:val="center"/>
         <w:tblLook w:firstColumn="1" w:firstRow="1" w:lastColumn="0" w:lastRow="0" w:noHBand="0" w:noVBand="1" w:val="04A0"/>
         <w:tblBorders>
@@ -1649,14 +1648,15 @@
           <w:insideV w:val="none" w:sz="0" w:space="0" w:color="auto"/>
         </w:tblBorders>
         <w:tblLayout w:type="fixed"/>
+        <w:tblW w:w="10296" w:type="dxa"/>
       </w:tblPr>
       <w:tblGrid>
-        <w:gridCol w:w="10368"/>
+        <w:gridCol w:w="10296"/>
       </w:tblGrid>
       <w:tr>
         <w:tc>
           <w:tcPr>
-            <w:tcW w:type="dxa" w:w="10296"/>
+            <w:tcW w:w="10296" w:type="dxa"/>
             <w:shd w:val="clear" w:color="auto" w:fill="FDF3E7"/>
             <w:tcBorders>
               <w:left w:val="single" w:sz="24" w:space="0" w:color="D9822B"/>
@@ -1832,7 +1832,6 @@
     </w:p>
     <w:tbl>
       <w:tblPr>
-        <w:tblW w:type="auto" w:w="0"/>
         <w:jc w:val="center"/>
         <w:tblLook w:firstColumn="1" w:firstRow="1" w:lastColumn="0" w:lastRow="0" w:noHBand="0" w:noVBand="1" w:val="04A0"/>
         <w:tblBorders>
@@ -1844,14 +1843,15 @@
           <w:insideV w:val="none" w:sz="0" w:space="0" w:color="auto"/>
         </w:tblBorders>
         <w:tblLayout w:type="fixed"/>
+        <w:tblW w:w="10296" w:type="dxa"/>
       </w:tblPr>
       <w:tblGrid>
-        <w:gridCol w:w="10368"/>
+        <w:gridCol w:w="10296"/>
       </w:tblGrid>
       <w:tr>
         <w:tc>
           <w:tcPr>
-            <w:tcW w:type="dxa" w:w="10296"/>
+            <w:tcW w:w="10296" w:type="dxa"/>
             <w:shd w:val="clear" w:color="auto" w:fill="EDF0F7"/>
             <w:tcBorders>
               <w:left w:val="single" w:sz="30" w:space="0" w:color="1F2A56"/>
@@ -1941,7 +1941,6 @@
     </w:tbl>
     <w:tbl>
       <w:tblPr>
-        <w:tblW w:type="auto" w:w="0"/>
         <w:jc w:val="center"/>
         <w:tblLook w:firstColumn="1" w:firstRow="1" w:lastColumn="0" w:lastRow="0" w:noHBand="0" w:noVBand="1" w:val="04A0"/>
         <w:tblLayout w:type="fixed"/>
@@ -1953,12 +1952,13 @@
           <w:insideH w:val="single" w:sz="4" w:space="0" w:color="C9D0E0"/>
           <w:insideV w:val="single" w:sz="4" w:space="0" w:color="C9D0E0"/>
         </w:tblBorders>
+        <w:tblW w:w="10296" w:type="dxa"/>
       </w:tblPr>
       <w:tblGrid>
-        <w:gridCol w:w="2592"/>
-        <w:gridCol w:w="2592"/>
-        <w:gridCol w:w="2592"/>
-        <w:gridCol w:w="2592"/>
+        <w:gridCol w:w="605"/>
+        <w:gridCol w:w="3384"/>
+        <w:gridCol w:w="3096"/>
+        <w:gridCol w:w="3211"/>
       </w:tblGrid>
       <w:tr>
         <w:trPr>
@@ -1966,7 +1966,7 @@
         </w:trPr>
         <w:tc>
           <w:tcPr>
-            <w:tcW w:type="dxa" w:w="605"/>
+            <w:tcW w:w="605" w:type="dxa"/>
             <w:shd w:val="clear" w:color="auto" w:fill="1F2A56"/>
             <w:tcMar>
               <w:top w:w="60" w:type="dxa"/>
@@ -1995,7 +1995,7 @@
         </w:tc>
         <w:tc>
           <w:tcPr>
-            <w:tcW w:type="dxa" w:w="3384"/>
+            <w:tcW w:w="3384" w:type="dxa"/>
             <w:shd w:val="clear" w:color="auto" w:fill="1F2A56"/>
             <w:tcMar>
               <w:top w:w="60" w:type="dxa"/>
@@ -2024,7 +2024,7 @@
         </w:tc>
         <w:tc>
           <w:tcPr>
-            <w:tcW w:type="dxa" w:w="3096"/>
+            <w:tcW w:w="3096" w:type="dxa"/>
             <w:shd w:val="clear" w:color="auto" w:fill="1F2A56"/>
             <w:tcMar>
               <w:top w:w="60" w:type="dxa"/>
@@ -2053,7 +2053,7 @@
         </w:tc>
         <w:tc>
           <w:tcPr>
-            <w:tcW w:type="dxa" w:w="3211"/>
+            <w:tcW w:w="3211" w:type="dxa"/>
             <w:shd w:val="clear" w:color="auto" w:fill="1F2A56"/>
             <w:tcMar>
               <w:top w:w="60" w:type="dxa"/>
@@ -2084,7 +2084,7 @@
       <w:tr>
         <w:tc>
           <w:tcPr>
-            <w:tcW w:type="dxa" w:w="2592"/>
+            <w:tcW w:type="dxa" w:w="605"/>
             <w:shd w:val="clear" w:color="auto" w:fill="EEF1F8"/>
             <w:tcMar>
               <w:top w:w="55" w:type="dxa"/>
@@ -2113,7 +2113,7 @@
         </w:tc>
         <w:tc>
           <w:tcPr>
-            <w:tcW w:type="dxa" w:w="2592"/>
+            <w:tcW w:type="dxa" w:w="3384"/>
             <w:shd w:val="clear" w:color="auto" w:fill="EEF1F8"/>
             <w:tcMar>
               <w:top w:w="55" w:type="dxa"/>
@@ -2139,7 +2139,7 @@
         </w:tc>
         <w:tc>
           <w:tcPr>
-            <w:tcW w:type="dxa" w:w="2592"/>
+            <w:tcW w:type="dxa" w:w="3096"/>
             <w:shd w:val="clear" w:color="auto" w:fill="EEF1F8"/>
             <w:tcMar>
               <w:top w:w="55" w:type="dxa"/>
@@ -2167,7 +2167,7 @@
         </w:tc>
         <w:tc>
           <w:tcPr>
-            <w:tcW w:type="dxa" w:w="2592"/>
+            <w:tcW w:type="dxa" w:w="3211"/>
             <w:shd w:val="clear" w:color="auto" w:fill="EEF1F8"/>
             <w:tcMar>
               <w:top w:w="55" w:type="dxa"/>
@@ -2196,7 +2196,7 @@
       <w:tr>
         <w:tc>
           <w:tcPr>
-            <w:tcW w:type="dxa" w:w="2592"/>
+            <w:tcW w:type="dxa" w:w="605"/>
             <w:shd w:val="clear" w:color="auto" w:fill="FFFFFF"/>
             <w:tcMar>
               <w:top w:w="55" w:type="dxa"/>
@@ -2225,7 +2225,7 @@
         </w:tc>
         <w:tc>
           <w:tcPr>
-            <w:tcW w:type="dxa" w:w="2592"/>
+            <w:tcW w:type="dxa" w:w="3384"/>
             <w:shd w:val="clear" w:color="auto" w:fill="FFFFFF"/>
             <w:tcMar>
               <w:top w:w="55" w:type="dxa"/>
@@ -2251,7 +2251,7 @@
         </w:tc>
         <w:tc>
           <w:tcPr>
-            <w:tcW w:type="dxa" w:w="2592"/>
+            <w:tcW w:type="dxa" w:w="3096"/>
             <w:shd w:val="clear" w:color="auto" w:fill="FFFFFF"/>
             <w:tcMar>
               <w:top w:w="55" w:type="dxa"/>
@@ -2279,7 +2279,7 @@
         </w:tc>
         <w:tc>
           <w:tcPr>
-            <w:tcW w:type="dxa" w:w="2592"/>
+            <w:tcW w:type="dxa" w:w="3211"/>
             <w:shd w:val="clear" w:color="auto" w:fill="FFFFFF"/>
             <w:tcMar>
               <w:top w:w="55" w:type="dxa"/>
@@ -2308,7 +2308,7 @@
       <w:tr>
         <w:tc>
           <w:tcPr>
-            <w:tcW w:type="dxa" w:w="2592"/>
+            <w:tcW w:type="dxa" w:w="605"/>
             <w:shd w:val="clear" w:color="auto" w:fill="EEF1F8"/>
             <w:tcMar>
               <w:top w:w="55" w:type="dxa"/>
@@ -2337,7 +2337,7 @@
         </w:tc>
         <w:tc>
           <w:tcPr>
-            <w:tcW w:type="dxa" w:w="2592"/>
+            <w:tcW w:type="dxa" w:w="3384"/>
             <w:shd w:val="clear" w:color="auto" w:fill="EEF1F8"/>
             <w:tcMar>
               <w:top w:w="55" w:type="dxa"/>
@@ -2363,7 +2363,7 @@
         </w:tc>
         <w:tc>
           <w:tcPr>
-            <w:tcW w:type="dxa" w:w="2592"/>
+            <w:tcW w:type="dxa" w:w="3096"/>
             <w:shd w:val="clear" w:color="auto" w:fill="EEF1F8"/>
             <w:tcMar>
               <w:top w:w="55" w:type="dxa"/>
@@ -2391,7 +2391,7 @@
         </w:tc>
         <w:tc>
           <w:tcPr>
-            <w:tcW w:type="dxa" w:w="2592"/>
+            <w:tcW w:type="dxa" w:w="3211"/>
             <w:shd w:val="clear" w:color="auto" w:fill="EEF1F8"/>
             <w:tcMar>
               <w:top w:w="55" w:type="dxa"/>
@@ -2425,7 +2425,6 @@
     </w:p>
     <w:tbl>
       <w:tblPr>
-        <w:tblW w:type="auto" w:w="0"/>
         <w:jc w:val="center"/>
         <w:tblLook w:firstColumn="1" w:firstRow="1" w:lastColumn="0" w:lastRow="0" w:noHBand="0" w:noVBand="1" w:val="04A0"/>
         <w:tblBorders>
@@ -2437,14 +2436,15 @@
           <w:insideV w:val="none" w:sz="0" w:space="0" w:color="auto"/>
         </w:tblBorders>
         <w:tblLayout w:type="fixed"/>
+        <w:tblW w:w="10296" w:type="dxa"/>
       </w:tblPr>
       <w:tblGrid>
-        <w:gridCol w:w="10368"/>
+        <w:gridCol w:w="10296"/>
       </w:tblGrid>
       <w:tr>
         <w:tc>
           <w:tcPr>
-            <w:tcW w:type="dxa" w:w="10296"/>
+            <w:tcW w:w="10296" w:type="dxa"/>
             <w:shd w:val="clear" w:color="auto" w:fill="EDF0F7"/>
             <w:tcBorders>
               <w:left w:val="single" w:sz="30" w:space="0" w:color="1F2A56"/>
@@ -2534,7 +2534,6 @@
     </w:tbl>
     <w:tbl>
       <w:tblPr>
-        <w:tblW w:type="auto" w:w="0"/>
         <w:jc w:val="center"/>
         <w:tblLook w:firstColumn="1" w:firstRow="1" w:lastColumn="0" w:lastRow="0" w:noHBand="0" w:noVBand="1" w:val="04A0"/>
         <w:tblLayout w:type="fixed"/>
@@ -2546,12 +2545,13 @@
           <w:insideH w:val="single" w:sz="4" w:space="0" w:color="C9D0E0"/>
           <w:insideV w:val="single" w:sz="4" w:space="0" w:color="C9D0E0"/>
         </w:tblBorders>
+        <w:tblW w:w="10296" w:type="dxa"/>
       </w:tblPr>
       <w:tblGrid>
-        <w:gridCol w:w="2592"/>
-        <w:gridCol w:w="2592"/>
-        <w:gridCol w:w="2592"/>
-        <w:gridCol w:w="2592"/>
+        <w:gridCol w:w="605"/>
+        <w:gridCol w:w="3384"/>
+        <w:gridCol w:w="3096"/>
+        <w:gridCol w:w="3211"/>
       </w:tblGrid>
       <w:tr>
         <w:trPr>
@@ -2559,7 +2559,7 @@
         </w:trPr>
         <w:tc>
           <w:tcPr>
-            <w:tcW w:type="dxa" w:w="605"/>
+            <w:tcW w:w="605" w:type="dxa"/>
             <w:shd w:val="clear" w:color="auto" w:fill="1F2A56"/>
             <w:tcMar>
               <w:top w:w="60" w:type="dxa"/>
@@ -2588,7 +2588,7 @@
         </w:tc>
         <w:tc>
           <w:tcPr>
-            <w:tcW w:type="dxa" w:w="3384"/>
+            <w:tcW w:w="3384" w:type="dxa"/>
             <w:shd w:val="clear" w:color="auto" w:fill="1F2A56"/>
             <w:tcMar>
               <w:top w:w="60" w:type="dxa"/>
@@ -2617,7 +2617,7 @@
         </w:tc>
         <w:tc>
           <w:tcPr>
-            <w:tcW w:type="dxa" w:w="3096"/>
+            <w:tcW w:w="3096" w:type="dxa"/>
             <w:shd w:val="clear" w:color="auto" w:fill="1F2A56"/>
             <w:tcMar>
               <w:top w:w="60" w:type="dxa"/>
@@ -2646,7 +2646,7 @@
         </w:tc>
         <w:tc>
           <w:tcPr>
-            <w:tcW w:type="dxa" w:w="3211"/>
+            <w:tcW w:w="3211" w:type="dxa"/>
             <w:shd w:val="clear" w:color="auto" w:fill="1F2A56"/>
             <w:tcMar>
               <w:top w:w="60" w:type="dxa"/>
@@ -2677,7 +2677,7 @@
       <w:tr>
         <w:tc>
           <w:tcPr>
-            <w:tcW w:type="dxa" w:w="2592"/>
+            <w:tcW w:type="dxa" w:w="605"/>
             <w:shd w:val="clear" w:color="auto" w:fill="EEF1F8"/>
             <w:tcMar>
               <w:top w:w="55" w:type="dxa"/>
@@ -2706,7 +2706,7 @@
         </w:tc>
         <w:tc>
           <w:tcPr>
-            <w:tcW w:type="dxa" w:w="2592"/>
+            <w:tcW w:type="dxa" w:w="3384"/>
             <w:shd w:val="clear" w:color="auto" w:fill="EEF1F8"/>
             <w:tcMar>
               <w:top w:w="55" w:type="dxa"/>
@@ -2732,7 +2732,7 @@
         </w:tc>
         <w:tc>
           <w:tcPr>
-            <w:tcW w:type="dxa" w:w="2592"/>
+            <w:tcW w:type="dxa" w:w="3096"/>
             <w:shd w:val="clear" w:color="auto" w:fill="EEF1F8"/>
             <w:tcMar>
               <w:top w:w="55" w:type="dxa"/>
@@ -2760,7 +2760,7 @@
         </w:tc>
         <w:tc>
           <w:tcPr>
-            <w:tcW w:type="dxa" w:w="2592"/>
+            <w:tcW w:type="dxa" w:w="3211"/>
             <w:shd w:val="clear" w:color="auto" w:fill="EEF1F8"/>
             <w:tcMar>
               <w:top w:w="55" w:type="dxa"/>
@@ -2789,7 +2789,7 @@
       <w:tr>
         <w:tc>
           <w:tcPr>
-            <w:tcW w:type="dxa" w:w="2592"/>
+            <w:tcW w:type="dxa" w:w="605"/>
             <w:shd w:val="clear" w:color="auto" w:fill="FFFFFF"/>
             <w:tcMar>
               <w:top w:w="55" w:type="dxa"/>
@@ -2818,7 +2818,7 @@
         </w:tc>
         <w:tc>
           <w:tcPr>
-            <w:tcW w:type="dxa" w:w="2592"/>
+            <w:tcW w:type="dxa" w:w="3384"/>
             <w:shd w:val="clear" w:color="auto" w:fill="FFFFFF"/>
             <w:tcMar>
               <w:top w:w="55" w:type="dxa"/>
@@ -2844,7 +2844,7 @@
         </w:tc>
         <w:tc>
           <w:tcPr>
-            <w:tcW w:type="dxa" w:w="2592"/>
+            <w:tcW w:type="dxa" w:w="3096"/>
             <w:shd w:val="clear" w:color="auto" w:fill="FFFFFF"/>
             <w:tcMar>
               <w:top w:w="55" w:type="dxa"/>
@@ -2872,7 +2872,7 @@
         </w:tc>
         <w:tc>
           <w:tcPr>
-            <w:tcW w:type="dxa" w:w="2592"/>
+            <w:tcW w:type="dxa" w:w="3211"/>
             <w:shd w:val="clear" w:color="auto" w:fill="FFFFFF"/>
             <w:tcMar>
               <w:top w:w="55" w:type="dxa"/>
@@ -2906,7 +2906,6 @@
     </w:p>
     <w:tbl>
       <w:tblPr>
-        <w:tblW w:type="auto" w:w="0"/>
         <w:jc w:val="center"/>
         <w:tblLook w:firstColumn="1" w:firstRow="1" w:lastColumn="0" w:lastRow="0" w:noHBand="0" w:noVBand="1" w:val="04A0"/>
         <w:tblBorders>
@@ -2918,14 +2917,15 @@
           <w:insideV w:val="none" w:sz="0" w:space="0" w:color="auto"/>
         </w:tblBorders>
         <w:tblLayout w:type="fixed"/>
+        <w:tblW w:w="10296" w:type="dxa"/>
       </w:tblPr>
       <w:tblGrid>
-        <w:gridCol w:w="10368"/>
+        <w:gridCol w:w="10296"/>
       </w:tblGrid>
       <w:tr>
         <w:tc>
           <w:tcPr>
-            <w:tcW w:type="dxa" w:w="10296"/>
+            <w:tcW w:w="10296" w:type="dxa"/>
             <w:shd w:val="clear" w:color="auto" w:fill="EDF0F7"/>
             <w:tcBorders>
               <w:left w:val="single" w:sz="30" w:space="0" w:color="1F2A56"/>
@@ -3035,7 +3035,6 @@
     </w:p>
     <w:tbl>
       <w:tblPr>
-        <w:tblW w:type="auto" w:w="0"/>
         <w:jc w:val="center"/>
         <w:tblLook w:firstColumn="1" w:firstRow="1" w:lastColumn="0" w:lastRow="0" w:noHBand="0" w:noVBand="1" w:val="04A0"/>
         <w:tblLayout w:type="fixed"/>
@@ -3047,12 +3046,13 @@
           <w:insideH w:val="single" w:sz="4" w:space="0" w:color="C9D0E0"/>
           <w:insideV w:val="single" w:sz="4" w:space="0" w:color="C9D0E0"/>
         </w:tblBorders>
+        <w:tblW w:w="10296" w:type="dxa"/>
       </w:tblPr>
       <w:tblGrid>
-        <w:gridCol w:w="2592"/>
-        <w:gridCol w:w="2592"/>
-        <w:gridCol w:w="2592"/>
-        <w:gridCol w:w="2592"/>
+        <w:gridCol w:w="605"/>
+        <w:gridCol w:w="3384"/>
+        <w:gridCol w:w="3096"/>
+        <w:gridCol w:w="3211"/>
       </w:tblGrid>
       <w:tr>
         <w:trPr>
@@ -3060,7 +3060,7 @@
         </w:trPr>
         <w:tc>
           <w:tcPr>
-            <w:tcW w:type="dxa" w:w="605"/>
+            <w:tcW w:w="605" w:type="dxa"/>
             <w:shd w:val="clear" w:color="auto" w:fill="1F2A56"/>
             <w:tcMar>
               <w:top w:w="60" w:type="dxa"/>
@@ -3089,7 +3089,7 @@
         </w:tc>
         <w:tc>
           <w:tcPr>
-            <w:tcW w:type="dxa" w:w="3384"/>
+            <w:tcW w:w="3384" w:type="dxa"/>
             <w:shd w:val="clear" w:color="auto" w:fill="1F2A56"/>
             <w:tcMar>
               <w:top w:w="60" w:type="dxa"/>
@@ -3118,7 +3118,7 @@
         </w:tc>
         <w:tc>
           <w:tcPr>
-            <w:tcW w:type="dxa" w:w="3096"/>
+            <w:tcW w:w="3096" w:type="dxa"/>
             <w:shd w:val="clear" w:color="auto" w:fill="1F2A56"/>
             <w:tcMar>
               <w:top w:w="60" w:type="dxa"/>
@@ -3147,7 +3147,7 @@
         </w:tc>
         <w:tc>
           <w:tcPr>
-            <w:tcW w:type="dxa" w:w="3211"/>
+            <w:tcW w:w="3211" w:type="dxa"/>
             <w:shd w:val="clear" w:color="auto" w:fill="1F2A56"/>
             <w:tcMar>
               <w:top w:w="60" w:type="dxa"/>
@@ -3178,7 +3178,7 @@
       <w:tr>
         <w:tc>
           <w:tcPr>
-            <w:tcW w:type="dxa" w:w="2592"/>
+            <w:tcW w:type="dxa" w:w="605"/>
             <w:shd w:val="clear" w:color="auto" w:fill="EEF1F8"/>
             <w:tcMar>
               <w:top w:w="55" w:type="dxa"/>
@@ -3207,7 +3207,7 @@
         </w:tc>
         <w:tc>
           <w:tcPr>
-            <w:tcW w:type="dxa" w:w="2592"/>
+            <w:tcW w:type="dxa" w:w="3384"/>
             <w:shd w:val="clear" w:color="auto" w:fill="EEF1F8"/>
             <w:tcMar>
               <w:top w:w="55" w:type="dxa"/>
@@ -3233,7 +3233,7 @@
         </w:tc>
         <w:tc>
           <w:tcPr>
-            <w:tcW w:type="dxa" w:w="2592"/>
+            <w:tcW w:type="dxa" w:w="3096"/>
             <w:shd w:val="clear" w:color="auto" w:fill="EEF1F8"/>
             <w:tcMar>
               <w:top w:w="55" w:type="dxa"/>
@@ -3261,7 +3261,7 @@
         </w:tc>
         <w:tc>
           <w:tcPr>
-            <w:tcW w:type="dxa" w:w="2592"/>
+            <w:tcW w:type="dxa" w:w="3211"/>
             <w:shd w:val="clear" w:color="auto" w:fill="EEF1F8"/>
             <w:tcMar>
               <w:top w:w="55" w:type="dxa"/>
@@ -3290,7 +3290,7 @@
       <w:tr>
         <w:tc>
           <w:tcPr>
-            <w:tcW w:type="dxa" w:w="2592"/>
+            <w:tcW w:type="dxa" w:w="605"/>
             <w:shd w:val="clear" w:color="auto" w:fill="FFFFFF"/>
             <w:tcMar>
               <w:top w:w="55" w:type="dxa"/>
@@ -3319,7 +3319,7 @@
         </w:tc>
         <w:tc>
           <w:tcPr>
-            <w:tcW w:type="dxa" w:w="2592"/>
+            <w:tcW w:type="dxa" w:w="3384"/>
             <w:shd w:val="clear" w:color="auto" w:fill="FFFFFF"/>
             <w:tcMar>
               <w:top w:w="55" w:type="dxa"/>
@@ -3345,7 +3345,7 @@
         </w:tc>
         <w:tc>
           <w:tcPr>
-            <w:tcW w:type="dxa" w:w="2592"/>
+            <w:tcW w:type="dxa" w:w="3096"/>
             <w:shd w:val="clear" w:color="auto" w:fill="FFFFFF"/>
             <w:tcMar>
               <w:top w:w="55" w:type="dxa"/>
@@ -3373,7 +3373,7 @@
         </w:tc>
         <w:tc>
           <w:tcPr>
-            <w:tcW w:type="dxa" w:w="2592"/>
+            <w:tcW w:type="dxa" w:w="3211"/>
             <w:shd w:val="clear" w:color="auto" w:fill="FFFFFF"/>
             <w:tcMar>
               <w:top w:w="55" w:type="dxa"/>
@@ -3407,7 +3407,6 @@
     </w:p>
     <w:tbl>
       <w:tblPr>
-        <w:tblW w:type="auto" w:w="0"/>
         <w:jc w:val="center"/>
         <w:tblLook w:firstColumn="1" w:firstRow="1" w:lastColumn="0" w:lastRow="0" w:noHBand="0" w:noVBand="1" w:val="04A0"/>
         <w:tblBorders>
@@ -3419,14 +3418,15 @@
           <w:insideV w:val="none" w:sz="0" w:space="0" w:color="auto"/>
         </w:tblBorders>
         <w:tblLayout w:type="fixed"/>
+        <w:tblW w:w="10296" w:type="dxa"/>
       </w:tblPr>
       <w:tblGrid>
-        <w:gridCol w:w="10368"/>
+        <w:gridCol w:w="10296"/>
       </w:tblGrid>
       <w:tr>
         <w:tc>
           <w:tcPr>
-            <w:tcW w:type="dxa" w:w="10296"/>
+            <w:tcW w:w="10296" w:type="dxa"/>
             <w:shd w:val="clear" w:color="auto" w:fill="EDF0F7"/>
             <w:tcBorders>
               <w:left w:val="single" w:sz="30" w:space="0" w:color="1F2A56"/>
@@ -3516,7 +3516,6 @@
     </w:tbl>
     <w:tbl>
       <w:tblPr>
-        <w:tblW w:type="auto" w:w="0"/>
         <w:jc w:val="center"/>
         <w:tblLook w:firstColumn="1" w:firstRow="1" w:lastColumn="0" w:lastRow="0" w:noHBand="0" w:noVBand="1" w:val="04A0"/>
         <w:tblLayout w:type="fixed"/>
@@ -3528,12 +3527,13 @@
           <w:insideH w:val="single" w:sz="4" w:space="0" w:color="C9D0E0"/>
           <w:insideV w:val="single" w:sz="4" w:space="0" w:color="C9D0E0"/>
         </w:tblBorders>
+        <w:tblW w:w="10296" w:type="dxa"/>
       </w:tblPr>
       <w:tblGrid>
-        <w:gridCol w:w="2592"/>
-        <w:gridCol w:w="2592"/>
-        <w:gridCol w:w="2592"/>
-        <w:gridCol w:w="2592"/>
+        <w:gridCol w:w="605"/>
+        <w:gridCol w:w="3384"/>
+        <w:gridCol w:w="3096"/>
+        <w:gridCol w:w="3211"/>
       </w:tblGrid>
       <w:tr>
         <w:trPr>
@@ -3541,7 +3541,7 @@
         </w:trPr>
         <w:tc>
           <w:tcPr>
-            <w:tcW w:type="dxa" w:w="605"/>
+            <w:tcW w:w="605" w:type="dxa"/>
             <w:shd w:val="clear" w:color="auto" w:fill="1F2A56"/>
             <w:tcMar>
               <w:top w:w="60" w:type="dxa"/>
@@ -3570,7 +3570,7 @@
         </w:tc>
         <w:tc>
           <w:tcPr>
-            <w:tcW w:type="dxa" w:w="3384"/>
+            <w:tcW w:w="3384" w:type="dxa"/>
             <w:shd w:val="clear" w:color="auto" w:fill="1F2A56"/>
             <w:tcMar>
               <w:top w:w="60" w:type="dxa"/>
@@ -3599,7 +3599,7 @@
         </w:tc>
         <w:tc>
           <w:tcPr>
-            <w:tcW w:type="dxa" w:w="3096"/>
+            <w:tcW w:w="3096" w:type="dxa"/>
             <w:shd w:val="clear" w:color="auto" w:fill="1F2A56"/>
             <w:tcMar>
               <w:top w:w="60" w:type="dxa"/>
@@ -3628,7 +3628,7 @@
         </w:tc>
         <w:tc>
           <w:tcPr>
-            <w:tcW w:type="dxa" w:w="3211"/>
+            <w:tcW w:w="3211" w:type="dxa"/>
             <w:shd w:val="clear" w:color="auto" w:fill="1F2A56"/>
             <w:tcMar>
               <w:top w:w="60" w:type="dxa"/>
@@ -3659,7 +3659,7 @@
       <w:tr>
         <w:tc>
           <w:tcPr>
-            <w:tcW w:type="dxa" w:w="2592"/>
+            <w:tcW w:type="dxa" w:w="605"/>
             <w:shd w:val="clear" w:color="auto" w:fill="EEF1F8"/>
             <w:tcMar>
               <w:top w:w="55" w:type="dxa"/>
@@ -3688,7 +3688,7 @@
         </w:tc>
         <w:tc>
           <w:tcPr>
-            <w:tcW w:type="dxa" w:w="2592"/>
+            <w:tcW w:type="dxa" w:w="3384"/>
             <w:shd w:val="clear" w:color="auto" w:fill="EEF1F8"/>
             <w:tcMar>
               <w:top w:w="55" w:type="dxa"/>
@@ -3714,7 +3714,7 @@
         </w:tc>
         <w:tc>
           <w:tcPr>
-            <w:tcW w:type="dxa" w:w="2592"/>
+            <w:tcW w:type="dxa" w:w="3096"/>
             <w:shd w:val="clear" w:color="auto" w:fill="EEF1F8"/>
             <w:tcMar>
               <w:top w:w="55" w:type="dxa"/>
@@ -3742,7 +3742,7 @@
         </w:tc>
         <w:tc>
           <w:tcPr>
-            <w:tcW w:type="dxa" w:w="2592"/>
+            <w:tcW w:type="dxa" w:w="3211"/>
             <w:shd w:val="clear" w:color="auto" w:fill="EEF1F8"/>
             <w:tcMar>
               <w:top w:w="55" w:type="dxa"/>
@@ -3771,7 +3771,7 @@
       <w:tr>
         <w:tc>
           <w:tcPr>
-            <w:tcW w:type="dxa" w:w="2592"/>
+            <w:tcW w:type="dxa" w:w="605"/>
             <w:shd w:val="clear" w:color="auto" w:fill="FFFFFF"/>
             <w:tcMar>
               <w:top w:w="55" w:type="dxa"/>
@@ -3800,7 +3800,7 @@
         </w:tc>
         <w:tc>
           <w:tcPr>
-            <w:tcW w:type="dxa" w:w="2592"/>
+            <w:tcW w:type="dxa" w:w="3384"/>
             <w:shd w:val="clear" w:color="auto" w:fill="FFFFFF"/>
             <w:tcMar>
               <w:top w:w="55" w:type="dxa"/>
@@ -3826,7 +3826,7 @@
         </w:tc>
         <w:tc>
           <w:tcPr>
-            <w:tcW w:type="dxa" w:w="2592"/>
+            <w:tcW w:type="dxa" w:w="3096"/>
             <w:shd w:val="clear" w:color="auto" w:fill="FFFFFF"/>
             <w:tcMar>
               <w:top w:w="55" w:type="dxa"/>
@@ -3854,7 +3854,7 @@
         </w:tc>
         <w:tc>
           <w:tcPr>
-            <w:tcW w:type="dxa" w:w="2592"/>
+            <w:tcW w:type="dxa" w:w="3211"/>
             <w:shd w:val="clear" w:color="auto" w:fill="FFFFFF"/>
             <w:tcMar>
               <w:top w:w="55" w:type="dxa"/>
@@ -3883,7 +3883,7 @@
       <w:tr>
         <w:tc>
           <w:tcPr>
-            <w:tcW w:type="dxa" w:w="2592"/>
+            <w:tcW w:type="dxa" w:w="605"/>
             <w:shd w:val="clear" w:color="auto" w:fill="EEF1F8"/>
             <w:tcMar>
               <w:top w:w="55" w:type="dxa"/>
@@ -3912,7 +3912,7 @@
         </w:tc>
         <w:tc>
           <w:tcPr>
-            <w:tcW w:type="dxa" w:w="2592"/>
+            <w:tcW w:type="dxa" w:w="3384"/>
             <w:shd w:val="clear" w:color="auto" w:fill="EEF1F8"/>
             <w:tcMar>
               <w:top w:w="55" w:type="dxa"/>
@@ -3938,7 +3938,7 @@
         </w:tc>
         <w:tc>
           <w:tcPr>
-            <w:tcW w:type="dxa" w:w="2592"/>
+            <w:tcW w:type="dxa" w:w="3096"/>
             <w:shd w:val="clear" w:color="auto" w:fill="EEF1F8"/>
             <w:tcMar>
               <w:top w:w="55" w:type="dxa"/>
@@ -3966,7 +3966,7 @@
         </w:tc>
         <w:tc>
           <w:tcPr>
-            <w:tcW w:type="dxa" w:w="2592"/>
+            <w:tcW w:type="dxa" w:w="3211"/>
             <w:shd w:val="clear" w:color="auto" w:fill="EEF1F8"/>
             <w:tcMar>
               <w:top w:w="55" w:type="dxa"/>
@@ -4000,7 +4000,6 @@
     </w:p>
     <w:tbl>
       <w:tblPr>
-        <w:tblW w:type="auto" w:w="0"/>
         <w:jc w:val="center"/>
         <w:tblLook w:firstColumn="1" w:firstRow="1" w:lastColumn="0" w:lastRow="0" w:noHBand="0" w:noVBand="1" w:val="04A0"/>
         <w:tblBorders>
@@ -4012,14 +4011,15 @@
           <w:insideV w:val="none" w:sz="0" w:space="0" w:color="auto"/>
         </w:tblBorders>
         <w:tblLayout w:type="fixed"/>
+        <w:tblW w:w="10296" w:type="dxa"/>
       </w:tblPr>
       <w:tblGrid>
-        <w:gridCol w:w="10368"/>
+        <w:gridCol w:w="10296"/>
       </w:tblGrid>
       <w:tr>
         <w:tc>
           <w:tcPr>
-            <w:tcW w:type="dxa" w:w="10296"/>
+            <w:tcW w:w="10296" w:type="dxa"/>
             <w:shd w:val="clear" w:color="auto" w:fill="EDF0F7"/>
             <w:tcBorders>
               <w:left w:val="single" w:sz="30" w:space="0" w:color="1F2A56"/>
@@ -4109,7 +4109,6 @@
     </w:tbl>
     <w:tbl>
       <w:tblPr>
-        <w:tblW w:type="auto" w:w="0"/>
         <w:jc w:val="center"/>
         <w:tblLook w:firstColumn="1" w:firstRow="1" w:lastColumn="0" w:lastRow="0" w:noHBand="0" w:noVBand="1" w:val="04A0"/>
         <w:tblLayout w:type="fixed"/>
@@ -4121,12 +4120,13 @@
           <w:insideH w:val="single" w:sz="4" w:space="0" w:color="C9D0E0"/>
           <w:insideV w:val="single" w:sz="4" w:space="0" w:color="C9D0E0"/>
         </w:tblBorders>
+        <w:tblW w:w="10296" w:type="dxa"/>
       </w:tblPr>
       <w:tblGrid>
-        <w:gridCol w:w="2592"/>
-        <w:gridCol w:w="2592"/>
-        <w:gridCol w:w="2592"/>
-        <w:gridCol w:w="2592"/>
+        <w:gridCol w:w="605"/>
+        <w:gridCol w:w="3384"/>
+        <w:gridCol w:w="3096"/>
+        <w:gridCol w:w="3211"/>
       </w:tblGrid>
       <w:tr>
         <w:trPr>
@@ -4134,7 +4134,7 @@
         </w:trPr>
         <w:tc>
           <w:tcPr>
-            <w:tcW w:type="dxa" w:w="605"/>
+            <w:tcW w:w="605" w:type="dxa"/>
             <w:shd w:val="clear" w:color="auto" w:fill="1F2A56"/>
             <w:tcMar>
               <w:top w:w="60" w:type="dxa"/>
@@ -4163,7 +4163,7 @@
         </w:tc>
         <w:tc>
           <w:tcPr>
-            <w:tcW w:type="dxa" w:w="3384"/>
+            <w:tcW w:w="3384" w:type="dxa"/>
             <w:shd w:val="clear" w:color="auto" w:fill="1F2A56"/>
             <w:tcMar>
               <w:top w:w="60" w:type="dxa"/>
@@ -4192,7 +4192,7 @@
         </w:tc>
         <w:tc>
           <w:tcPr>
-            <w:tcW w:type="dxa" w:w="3096"/>
+            <w:tcW w:w="3096" w:type="dxa"/>
             <w:shd w:val="clear" w:color="auto" w:fill="1F2A56"/>
             <w:tcMar>
               <w:top w:w="60" w:type="dxa"/>
@@ -4221,7 +4221,7 @@
         </w:tc>
         <w:tc>
           <w:tcPr>
-            <w:tcW w:type="dxa" w:w="3211"/>
+            <w:tcW w:w="3211" w:type="dxa"/>
             <w:shd w:val="clear" w:color="auto" w:fill="1F2A56"/>
             <w:tcMar>
               <w:top w:w="60" w:type="dxa"/>
@@ -4252,7 +4252,7 @@
       <w:tr>
         <w:tc>
           <w:tcPr>
-            <w:tcW w:type="dxa" w:w="2592"/>
+            <w:tcW w:type="dxa" w:w="605"/>
             <w:shd w:val="clear" w:color="auto" w:fill="EEF1F8"/>
             <w:tcMar>
               <w:top w:w="55" w:type="dxa"/>
@@ -4281,7 +4281,7 @@
         </w:tc>
         <w:tc>
           <w:tcPr>
-            <w:tcW w:type="dxa" w:w="2592"/>
+            <w:tcW w:type="dxa" w:w="3384"/>
             <w:shd w:val="clear" w:color="auto" w:fill="EEF1F8"/>
             <w:tcMar>
               <w:top w:w="55" w:type="dxa"/>
@@ -4307,7 +4307,7 @@
         </w:tc>
         <w:tc>
           <w:tcPr>
-            <w:tcW w:type="dxa" w:w="2592"/>
+            <w:tcW w:type="dxa" w:w="3096"/>
             <w:shd w:val="clear" w:color="auto" w:fill="EEF1F8"/>
             <w:tcMar>
               <w:top w:w="55" w:type="dxa"/>
@@ -4335,7 +4335,7 @@
         </w:tc>
         <w:tc>
           <w:tcPr>
-            <w:tcW w:type="dxa" w:w="2592"/>
+            <w:tcW w:type="dxa" w:w="3211"/>
             <w:shd w:val="clear" w:color="auto" w:fill="EEF1F8"/>
             <w:tcMar>
               <w:top w:w="55" w:type="dxa"/>
@@ -4364,7 +4364,7 @@
       <w:tr>
         <w:tc>
           <w:tcPr>
-            <w:tcW w:type="dxa" w:w="2592"/>
+            <w:tcW w:type="dxa" w:w="605"/>
             <w:shd w:val="clear" w:color="auto" w:fill="FFFFFF"/>
             <w:tcMar>
               <w:top w:w="55" w:type="dxa"/>
@@ -4393,7 +4393,7 @@
         </w:tc>
         <w:tc>
           <w:tcPr>
-            <w:tcW w:type="dxa" w:w="2592"/>
+            <w:tcW w:type="dxa" w:w="3384"/>
             <w:shd w:val="clear" w:color="auto" w:fill="FFFFFF"/>
             <w:tcMar>
               <w:top w:w="55" w:type="dxa"/>
@@ -4419,7 +4419,7 @@
         </w:tc>
         <w:tc>
           <w:tcPr>
-            <w:tcW w:type="dxa" w:w="2592"/>
+            <w:tcW w:type="dxa" w:w="3096"/>
             <w:shd w:val="clear" w:color="auto" w:fill="FFFFFF"/>
             <w:tcMar>
               <w:top w:w="55" w:type="dxa"/>
@@ -4447,7 +4447,7 @@
         </w:tc>
         <w:tc>
           <w:tcPr>
-            <w:tcW w:type="dxa" w:w="2592"/>
+            <w:tcW w:type="dxa" w:w="3211"/>
             <w:shd w:val="clear" w:color="auto" w:fill="FFFFFF"/>
             <w:tcMar>
               <w:top w:w="55" w:type="dxa"/>
@@ -4476,7 +4476,7 @@
       <w:tr>
         <w:tc>
           <w:tcPr>
-            <w:tcW w:type="dxa" w:w="2592"/>
+            <w:tcW w:type="dxa" w:w="605"/>
             <w:shd w:val="clear" w:color="auto" w:fill="EEF1F8"/>
             <w:tcMar>
               <w:top w:w="55" w:type="dxa"/>
@@ -4505,7 +4505,7 @@
         </w:tc>
         <w:tc>
           <w:tcPr>
-            <w:tcW w:type="dxa" w:w="2592"/>
+            <w:tcW w:type="dxa" w:w="3384"/>
             <w:shd w:val="clear" w:color="auto" w:fill="EEF1F8"/>
             <w:tcMar>
               <w:top w:w="55" w:type="dxa"/>
@@ -4531,7 +4531,7 @@
         </w:tc>
         <w:tc>
           <w:tcPr>
-            <w:tcW w:type="dxa" w:w="2592"/>
+            <w:tcW w:type="dxa" w:w="3096"/>
             <w:shd w:val="clear" w:color="auto" w:fill="EEF1F8"/>
             <w:tcMar>
               <w:top w:w="55" w:type="dxa"/>
@@ -4559,7 +4559,7 @@
         </w:tc>
         <w:tc>
           <w:tcPr>
-            <w:tcW w:type="dxa" w:w="2592"/>
+            <w:tcW w:type="dxa" w:w="3211"/>
             <w:shd w:val="clear" w:color="auto" w:fill="EEF1F8"/>
             <w:tcMar>
               <w:top w:w="55" w:type="dxa"/>
@@ -4593,7 +4593,6 @@
     </w:p>
     <w:tbl>
       <w:tblPr>
-        <w:tblW w:type="auto" w:w="0"/>
         <w:jc w:val="center"/>
         <w:tblLook w:firstColumn="1" w:firstRow="1" w:lastColumn="0" w:lastRow="0" w:noHBand="0" w:noVBand="1" w:val="04A0"/>
         <w:tblBorders>
@@ -4605,14 +4604,15 @@
           <w:insideV w:val="none" w:sz="0" w:space="0" w:color="auto"/>
         </w:tblBorders>
         <w:tblLayout w:type="fixed"/>
+        <w:tblW w:w="10296" w:type="dxa"/>
       </w:tblPr>
       <w:tblGrid>
-        <w:gridCol w:w="10368"/>
+        <w:gridCol w:w="10296"/>
       </w:tblGrid>
       <w:tr>
         <w:tc>
           <w:tcPr>
-            <w:tcW w:type="dxa" w:w="10296"/>
+            <w:tcW w:w="10296" w:type="dxa"/>
             <w:shd w:val="clear" w:color="auto" w:fill="EDF0F7"/>
             <w:tcBorders>
               <w:left w:val="single" w:sz="30" w:space="0" w:color="1F2A56"/>
@@ -4702,7 +4702,6 @@
     </w:tbl>
     <w:tbl>
       <w:tblPr>
-        <w:tblW w:type="auto" w:w="0"/>
         <w:jc w:val="center"/>
         <w:tblLook w:firstColumn="1" w:firstRow="1" w:lastColumn="0" w:lastRow="0" w:noHBand="0" w:noVBand="1" w:val="04A0"/>
         <w:tblLayout w:type="fixed"/>
@@ -4714,12 +4713,13 @@
           <w:insideH w:val="single" w:sz="4" w:space="0" w:color="C9D0E0"/>
           <w:insideV w:val="single" w:sz="4" w:space="0" w:color="C9D0E0"/>
         </w:tblBorders>
+        <w:tblW w:w="10296" w:type="dxa"/>
       </w:tblPr>
       <w:tblGrid>
-        <w:gridCol w:w="2592"/>
-        <w:gridCol w:w="2592"/>
-        <w:gridCol w:w="2592"/>
-        <w:gridCol w:w="2592"/>
+        <w:gridCol w:w="605"/>
+        <w:gridCol w:w="3384"/>
+        <w:gridCol w:w="3096"/>
+        <w:gridCol w:w="3211"/>
       </w:tblGrid>
       <w:tr>
         <w:trPr>
@@ -4727,7 +4727,7 @@
         </w:trPr>
         <w:tc>
           <w:tcPr>
-            <w:tcW w:type="dxa" w:w="605"/>
+            <w:tcW w:w="605" w:type="dxa"/>
             <w:shd w:val="clear" w:color="auto" w:fill="1F2A56"/>
             <w:tcMar>
               <w:top w:w="60" w:type="dxa"/>
@@ -4756,7 +4756,7 @@
         </w:tc>
         <w:tc>
           <w:tcPr>
-            <w:tcW w:type="dxa" w:w="3384"/>
+            <w:tcW w:w="3384" w:type="dxa"/>
             <w:shd w:val="clear" w:color="auto" w:fill="1F2A56"/>
             <w:tcMar>
               <w:top w:w="60" w:type="dxa"/>
@@ -4785,7 +4785,7 @@
         </w:tc>
         <w:tc>
           <w:tcPr>
-            <w:tcW w:type="dxa" w:w="3096"/>
+            <w:tcW w:w="3096" w:type="dxa"/>
             <w:shd w:val="clear" w:color="auto" w:fill="1F2A56"/>
             <w:tcMar>
               <w:top w:w="60" w:type="dxa"/>
@@ -4814,7 +4814,7 @@
         </w:tc>
         <w:tc>
           <w:tcPr>
-            <w:tcW w:type="dxa" w:w="3211"/>
+            <w:tcW w:w="3211" w:type="dxa"/>
             <w:shd w:val="clear" w:color="auto" w:fill="1F2A56"/>
             <w:tcMar>
               <w:top w:w="60" w:type="dxa"/>
@@ -4845,7 +4845,7 @@
       <w:tr>
         <w:tc>
           <w:tcPr>
-            <w:tcW w:type="dxa" w:w="2592"/>
+            <w:tcW w:type="dxa" w:w="605"/>
             <w:shd w:val="clear" w:color="auto" w:fill="EEF1F8"/>
             <w:tcMar>
               <w:top w:w="55" w:type="dxa"/>
@@ -4874,7 +4874,7 @@
         </w:tc>
         <w:tc>
           <w:tcPr>
-            <w:tcW w:type="dxa" w:w="2592"/>
+            <w:tcW w:type="dxa" w:w="3384"/>
             <w:shd w:val="clear" w:color="auto" w:fill="EEF1F8"/>
             <w:tcMar>
               <w:top w:w="55" w:type="dxa"/>
@@ -4900,7 +4900,7 @@
         </w:tc>
         <w:tc>
           <w:tcPr>
-            <w:tcW w:type="dxa" w:w="2592"/>
+            <w:tcW w:type="dxa" w:w="3096"/>
             <w:shd w:val="clear" w:color="auto" w:fill="EEF1F8"/>
             <w:tcMar>
               <w:top w:w="55" w:type="dxa"/>
@@ -4928,7 +4928,7 @@
         </w:tc>
         <w:tc>
           <w:tcPr>
-            <w:tcW w:type="dxa" w:w="2592"/>
+            <w:tcW w:type="dxa" w:w="3211"/>
             <w:shd w:val="clear" w:color="auto" w:fill="EEF1F8"/>
             <w:tcMar>
               <w:top w:w="55" w:type="dxa"/>
@@ -4957,7 +4957,7 @@
       <w:tr>
         <w:tc>
           <w:tcPr>
-            <w:tcW w:type="dxa" w:w="2592"/>
+            <w:tcW w:type="dxa" w:w="605"/>
             <w:shd w:val="clear" w:color="auto" w:fill="FFFFFF"/>
             <w:tcMar>
               <w:top w:w="55" w:type="dxa"/>
@@ -4986,7 +4986,7 @@
         </w:tc>
         <w:tc>
           <w:tcPr>
-            <w:tcW w:type="dxa" w:w="2592"/>
+            <w:tcW w:type="dxa" w:w="3384"/>
             <w:shd w:val="clear" w:color="auto" w:fill="FFFFFF"/>
             <w:tcMar>
               <w:top w:w="55" w:type="dxa"/>
@@ -5012,7 +5012,7 @@
         </w:tc>
         <w:tc>
           <w:tcPr>
-            <w:tcW w:type="dxa" w:w="2592"/>
+            <w:tcW w:type="dxa" w:w="3096"/>
             <w:shd w:val="clear" w:color="auto" w:fill="FFFFFF"/>
             <w:tcMar>
               <w:top w:w="55" w:type="dxa"/>
@@ -5040,7 +5040,7 @@
         </w:tc>
         <w:tc>
           <w:tcPr>
-            <w:tcW w:type="dxa" w:w="2592"/>
+            <w:tcW w:type="dxa" w:w="3211"/>
             <w:shd w:val="clear" w:color="auto" w:fill="FFFFFF"/>
             <w:tcMar>
               <w:top w:w="55" w:type="dxa"/>
